--- a/word/表42 ECMO 氧代谢评估与容量复苏决策通道（2）.docx
+++ b/word/表42 ECMO 氧代谢评估与容量复苏决策通道（2）.docx
@@ -4,6 +4,8 @@
   <w:body>
     <w:p>
       <w:pPr>
+        <w:snapToGrid w:val="0"/>
+        <w:spacing w:after="0" w:line="240" w:lineRule="auto"/>
         <w:jc w:val="center"/>
         <w:rPr>
           <w:rFonts w:ascii="Times New Roman Regular" w:hAnsi="Times New Roman Regular" w:cs="Times New Roman Regular"/>
@@ -76,6 +78,11 @@
       <w:tblPr>
         <w:tblStyle w:val="ab"/>
         <w:tblW w:w="0" w:type="auto"/>
+        <w:tblLayout w:type="fixed"/>
+        <w:tblCellMar>
+          <w:left w:w="20" w:type="dxa"/>
+          <w:right w:w="20" w:type="dxa"/>
+        </w:tblCellMar>
         <w:tblLook w:val="04A0" w:firstRow="1" w:lastRow="0" w:firstColumn="1" w:lastColumn="0" w:noHBand="0" w:noVBand="1"/>
       </w:tblPr>
       <w:tblGrid>
@@ -88,9 +95,6 @@
         <w:gridCol w:w="2239"/>
       </w:tblGrid>
       <w:tr>
-        <w:trPr>
-          <w:trHeight w:val="69"/>
-        </w:trPr>
         <w:tc>
           <w:tcPr>
             <w:tcW w:w="10456" w:type="dxa"/>
@@ -100,6 +104,7 @@
           </w:tcPr>
           <w:p>
             <w:pPr>
+              <w:snapToGrid w:val="0"/>
               <w:spacing w:after="0" w:line="240" w:lineRule="auto"/>
               <w:rPr>
                 <w:rFonts w:ascii="Times New Roman Regular" w:hAnsi="Times New Roman Regular" w:cs="Times New Roman Regular"/>
@@ -175,9 +180,6 @@
         </w:tc>
       </w:tr>
       <w:tr>
-        <w:trPr>
-          <w:trHeight w:val="69"/>
-        </w:trPr>
         <w:tc>
           <w:tcPr>
             <w:tcW w:w="2122" w:type="dxa"/>
@@ -186,6 +188,7 @@
           </w:tcPr>
           <w:p>
             <w:pPr>
+              <w:snapToGrid w:val="0"/>
               <w:spacing w:after="0" w:line="240" w:lineRule="auto"/>
               <w:rPr>
                 <w:rFonts w:ascii="Times New Roman Regular" w:hAnsi="Times New Roman Regular" w:cs="Times New Roman Regular"/>
@@ -211,6 +214,7 @@
           </w:tcPr>
           <w:p>
             <w:pPr>
+              <w:snapToGrid w:val="0"/>
               <w:spacing w:after="0" w:line="240" w:lineRule="auto"/>
               <w:rPr>
                 <w:rFonts w:ascii="Times New Roman Regular" w:hAnsi="Times New Roman Regular" w:cs="Times New Roman Regular"/>
@@ -252,6 +256,7 @@
           </w:tcPr>
           <w:p>
             <w:pPr>
+              <w:snapToGrid w:val="0"/>
               <w:spacing w:after="0" w:line="240" w:lineRule="auto"/>
               <w:jc w:val="center"/>
               <w:rPr>
@@ -272,9 +277,6 @@
         </w:tc>
       </w:tr>
       <w:tr>
-        <w:trPr>
-          <w:trHeight w:val="69"/>
-        </w:trPr>
         <w:tc>
           <w:tcPr>
             <w:tcW w:w="3964" w:type="dxa"/>
@@ -282,6 +284,7 @@
           </w:tcPr>
           <w:p>
             <w:pPr>
+              <w:snapToGrid w:val="0"/>
               <w:spacing w:after="0" w:line="240" w:lineRule="auto"/>
               <w:rPr>
                 <w:rFonts w:ascii="Times New Roman Regular" w:hAnsi="Times New Roman Regular" w:cs="Times New Roman Regular"/>
@@ -344,6 +347,7 @@
           </w:tcPr>
           <w:p>
             <w:pPr>
+              <w:snapToGrid w:val="0"/>
               <w:spacing w:after="0" w:line="240" w:lineRule="auto"/>
               <w:rPr>
                 <w:rFonts w:ascii="Times New Roman Regular" w:hAnsi="Times New Roman Regular" w:cs="Times New Roman Regular"/>
@@ -364,6 +368,7 @@
           </w:tcPr>
           <w:p>
             <w:pPr>
+              <w:snapToGrid w:val="0"/>
               <w:spacing w:after="0" w:line="240" w:lineRule="auto"/>
               <w:jc w:val="center"/>
               <w:rPr>
@@ -374,9 +379,6 @@
         </w:tc>
       </w:tr>
       <w:tr>
-        <w:trPr>
-          <w:trHeight w:val="69"/>
-        </w:trPr>
         <w:tc>
           <w:tcPr>
             <w:tcW w:w="3964" w:type="dxa"/>
@@ -384,6 +386,7 @@
           </w:tcPr>
           <w:p>
             <w:pPr>
+              <w:snapToGrid w:val="0"/>
               <w:spacing w:after="0" w:line="240" w:lineRule="auto"/>
               <w:rPr>
                 <w:rFonts w:ascii="Times New Roman Regular" w:hAnsi="Times New Roman Regular" w:cs="Times New Roman Regular"/>
@@ -440,6 +443,7 @@
           </w:tcPr>
           <w:p>
             <w:pPr>
+              <w:snapToGrid w:val="0"/>
               <w:spacing w:after="0" w:line="240" w:lineRule="auto"/>
               <w:rPr>
                 <w:rFonts w:ascii="Times New Roman Regular" w:hAnsi="Times New Roman Regular" w:cs="Times New Roman Regular"/>
@@ -460,6 +464,7 @@
           </w:tcPr>
           <w:p>
             <w:pPr>
+              <w:snapToGrid w:val="0"/>
               <w:spacing w:after="0" w:line="240" w:lineRule="auto"/>
               <w:jc w:val="center"/>
               <w:rPr>
@@ -470,9 +475,6 @@
         </w:tc>
       </w:tr>
       <w:tr>
-        <w:trPr>
-          <w:trHeight w:val="69"/>
-        </w:trPr>
         <w:tc>
           <w:tcPr>
             <w:tcW w:w="3964" w:type="dxa"/>
@@ -480,6 +482,7 @@
           </w:tcPr>
           <w:p>
             <w:pPr>
+              <w:snapToGrid w:val="0"/>
               <w:spacing w:after="0" w:line="240" w:lineRule="auto"/>
               <w:rPr>
                 <w:rFonts w:ascii="Times New Roman Regular" w:hAnsi="Times New Roman Regular" w:cs="Times New Roman Regular"/>
@@ -531,6 +534,7 @@
           </w:tcPr>
           <w:p>
             <w:pPr>
+              <w:snapToGrid w:val="0"/>
               <w:spacing w:after="0" w:line="240" w:lineRule="auto"/>
               <w:rPr>
                 <w:rFonts w:ascii="Times New Roman Regular" w:hAnsi="Times New Roman Regular" w:cs="Times New Roman Regular"/>
@@ -546,6 +550,7 @@
           </w:tcPr>
           <w:p>
             <w:pPr>
+              <w:snapToGrid w:val="0"/>
               <w:spacing w:after="0" w:line="240" w:lineRule="auto"/>
               <w:rPr>
                 <w:rFonts w:ascii="Times New Roman Regular" w:hAnsi="Times New Roman Regular" w:cs="Times New Roman Regular"/>
@@ -570,9 +575,6 @@
         </w:tc>
       </w:tr>
       <w:tr>
-        <w:trPr>
-          <w:trHeight w:val="69"/>
-        </w:trPr>
         <w:tc>
           <w:tcPr>
             <w:tcW w:w="3964" w:type="dxa"/>
@@ -580,6 +582,7 @@
           </w:tcPr>
           <w:p>
             <w:pPr>
+              <w:snapToGrid w:val="0"/>
               <w:spacing w:after="0" w:line="240" w:lineRule="auto"/>
               <w:rPr>
                 <w:rFonts w:ascii="Times New Roman Regular" w:hAnsi="Times New Roman Regular" w:cs="Times New Roman Regular"/>
@@ -631,6 +634,7 @@
           </w:tcPr>
           <w:p>
             <w:pPr>
+              <w:snapToGrid w:val="0"/>
               <w:spacing w:after="0" w:line="240" w:lineRule="auto"/>
               <w:rPr>
                 <w:rFonts w:ascii="Times New Roman Regular" w:hAnsi="Times New Roman Regular" w:cs="Times New Roman Regular"/>
@@ -653,6 +657,7 @@
           </w:tcPr>
           <w:p>
             <w:pPr>
+              <w:snapToGrid w:val="0"/>
               <w:spacing w:after="0" w:line="240" w:lineRule="auto"/>
               <w:rPr>
                 <w:rFonts w:ascii="Times New Roman Regular" w:hAnsi="Times New Roman Regular" w:cs="Times New Roman Regular"/>
@@ -677,9 +682,6 @@
         </w:tc>
       </w:tr>
       <w:tr>
-        <w:trPr>
-          <w:trHeight w:val="69"/>
-        </w:trPr>
         <w:tc>
           <w:tcPr>
             <w:tcW w:w="3964" w:type="dxa"/>
@@ -687,6 +689,7 @@
           </w:tcPr>
           <w:p>
             <w:pPr>
+              <w:snapToGrid w:val="0"/>
               <w:spacing w:after="0" w:line="240" w:lineRule="auto"/>
               <w:rPr>
                 <w:rFonts w:ascii="Times New Roman Regular" w:hAnsi="Times New Roman Regular" w:cs="Times New Roman Regular"/>
@@ -738,6 +741,7 @@
           </w:tcPr>
           <w:p>
             <w:pPr>
+              <w:snapToGrid w:val="0"/>
               <w:spacing w:after="0" w:line="240" w:lineRule="auto"/>
               <w:rPr>
                 <w:rFonts w:ascii="Times New Roman Regular" w:hAnsi="Times New Roman Regular" w:cs="Times New Roman Regular"/>
@@ -753,6 +757,7 @@
           </w:tcPr>
           <w:p>
             <w:pPr>
+              <w:snapToGrid w:val="0"/>
               <w:spacing w:after="0" w:line="240" w:lineRule="auto"/>
               <w:rPr>
                 <w:rFonts w:ascii="Times New Roman Regular" w:hAnsi="Times New Roman Regular" w:cs="Times New Roman Regular"/>
@@ -777,9 +782,6 @@
         </w:tc>
       </w:tr>
       <w:tr>
-        <w:trPr>
-          <w:trHeight w:val="69"/>
-        </w:trPr>
         <w:tc>
           <w:tcPr>
             <w:tcW w:w="3964" w:type="dxa"/>
@@ -787,6 +789,7 @@
           </w:tcPr>
           <w:p>
             <w:pPr>
+              <w:snapToGrid w:val="0"/>
               <w:spacing w:after="0" w:line="240" w:lineRule="auto"/>
               <w:rPr>
                 <w:rFonts w:ascii="Times New Roman Regular" w:hAnsi="Times New Roman Regular" w:cs="Times New Roman Regular"/>
@@ -801,6 +804,7 @@
           </w:tcPr>
           <w:p>
             <w:pPr>
+              <w:snapToGrid w:val="0"/>
               <w:spacing w:after="0" w:line="240" w:lineRule="auto"/>
               <w:rPr>
                 <w:rFonts w:ascii="Times New Roman Regular" w:hAnsi="Times New Roman Regular" w:cs="Times New Roman Regular"/>
@@ -816,6 +820,7 @@
           </w:tcPr>
           <w:p>
             <w:pPr>
+              <w:snapToGrid w:val="0"/>
               <w:spacing w:after="0" w:line="240" w:lineRule="auto"/>
               <w:rPr>
                 <w:rFonts w:ascii="Times New Roman Regular" w:hAnsi="Times New Roman Regular" w:cs="Times New Roman Regular"/>
@@ -827,9 +832,6 @@
         </w:tc>
       </w:tr>
       <w:tr>
-        <w:trPr>
-          <w:trHeight w:val="69"/>
-        </w:trPr>
         <w:tc>
           <w:tcPr>
             <w:tcW w:w="10456" w:type="dxa"/>
@@ -838,6 +840,7 @@
           </w:tcPr>
           <w:p>
             <w:pPr>
+              <w:snapToGrid w:val="0"/>
               <w:spacing w:after="0" w:line="240" w:lineRule="auto"/>
               <w:rPr>
                 <w:rFonts w:ascii="Times New Roman Regular" w:hAnsi="Times New Roman Regular" w:cs="Times New Roman Regular"/>
@@ -929,9 +932,6 @@
         </w:tc>
       </w:tr>
       <w:tr>
-        <w:trPr>
-          <w:trHeight w:val="69"/>
-        </w:trPr>
         <w:tc>
           <w:tcPr>
             <w:tcW w:w="2122" w:type="dxa"/>
@@ -940,6 +940,7 @@
           </w:tcPr>
           <w:p>
             <w:pPr>
+              <w:snapToGrid w:val="0"/>
               <w:spacing w:after="0" w:line="240" w:lineRule="auto"/>
               <w:rPr>
                 <w:rFonts w:ascii="Times New Roman Regular" w:hAnsi="Times New Roman Regular" w:cs="Times New Roman Regular"/>
@@ -965,6 +966,7 @@
           </w:tcPr>
           <w:p>
             <w:pPr>
+              <w:snapToGrid w:val="0"/>
               <w:spacing w:after="0" w:line="240" w:lineRule="auto"/>
               <w:jc w:val="center"/>
               <w:rPr>
@@ -991,6 +993,7 @@
           </w:tcPr>
           <w:p>
             <w:pPr>
+              <w:snapToGrid w:val="0"/>
               <w:spacing w:after="0" w:line="240" w:lineRule="auto"/>
               <w:jc w:val="center"/>
               <w:rPr>
@@ -1011,9 +1014,6 @@
         </w:tc>
       </w:tr>
       <w:tr>
-        <w:trPr>
-          <w:trHeight w:val="69"/>
-        </w:trPr>
         <w:tc>
           <w:tcPr>
             <w:tcW w:w="2122" w:type="dxa"/>
@@ -1021,6 +1021,7 @@
           </w:tcPr>
           <w:p>
             <w:pPr>
+              <w:snapToGrid w:val="0"/>
               <w:spacing w:after="0" w:line="240" w:lineRule="auto"/>
               <w:rPr>
                 <w:rFonts w:ascii="Times New Roman Regular" w:hAnsi="Times New Roman Regular" w:cs="Times New Roman Regular"/>
@@ -1041,6 +1042,7 @@
           </w:tcPr>
           <w:p>
             <w:pPr>
+              <w:snapToGrid w:val="0"/>
               <w:spacing w:after="0" w:line="240" w:lineRule="auto"/>
               <w:rPr>
                 <w:rFonts w:ascii="Times New Roman Regular" w:hAnsi="Times New Roman Regular" w:cs="Times New Roman Regular"/>
@@ -1091,6 +1093,7 @@
           </w:tcPr>
           <w:p>
             <w:pPr>
+              <w:snapToGrid w:val="0"/>
               <w:spacing w:after="0" w:line="240" w:lineRule="auto"/>
               <w:jc w:val="center"/>
               <w:rPr>
@@ -1107,9 +1110,6 @@
         </w:tc>
       </w:tr>
       <w:tr>
-        <w:trPr>
-          <w:trHeight w:val="69"/>
-        </w:trPr>
         <w:tc>
           <w:tcPr>
             <w:tcW w:w="2122" w:type="dxa"/>
@@ -1117,6 +1117,7 @@
           </w:tcPr>
           <w:p>
             <w:pPr>
+              <w:snapToGrid w:val="0"/>
               <w:spacing w:after="0" w:line="240" w:lineRule="auto"/>
               <w:rPr>
                 <w:rFonts w:ascii="Times New Roman Regular" w:hAnsi="Times New Roman Regular" w:cs="Times New Roman Regular"/>
@@ -1137,6 +1138,7 @@
           </w:tcPr>
           <w:p>
             <w:pPr>
+              <w:snapToGrid w:val="0"/>
               <w:spacing w:after="0" w:line="240" w:lineRule="auto"/>
               <w:rPr>
                 <w:rFonts w:ascii="Times New Roman Regular" w:hAnsi="Times New Roman Regular" w:cs="Times New Roman Regular"/>
@@ -1175,6 +1177,7 @@
           </w:tcPr>
           <w:p>
             <w:pPr>
+              <w:snapToGrid w:val="0"/>
               <w:spacing w:after="0" w:line="240" w:lineRule="auto"/>
               <w:jc w:val="center"/>
               <w:rPr>
@@ -1191,9 +1194,6 @@
         </w:tc>
       </w:tr>
       <w:tr>
-        <w:trPr>
-          <w:trHeight w:val="69"/>
-        </w:trPr>
         <w:tc>
           <w:tcPr>
             <w:tcW w:w="2122" w:type="dxa"/>
@@ -1201,6 +1201,7 @@
           </w:tcPr>
           <w:p>
             <w:pPr>
+              <w:snapToGrid w:val="0"/>
               <w:spacing w:after="0" w:line="240" w:lineRule="auto"/>
               <w:rPr>
                 <w:rFonts w:ascii="Times New Roman Regular" w:hAnsi="Times New Roman Regular" w:cs="Times New Roman Regular"/>
@@ -1221,6 +1222,7 @@
           </w:tcPr>
           <w:p>
             <w:pPr>
+              <w:snapToGrid w:val="0"/>
               <w:spacing w:after="0" w:line="240" w:lineRule="auto"/>
               <w:rPr>
                 <w:rFonts w:ascii="Times New Roman Regular" w:hAnsi="Times New Roman Regular" w:cs="Times New Roman Regular"/>
@@ -1259,6 +1261,7 @@
           </w:tcPr>
           <w:p>
             <w:pPr>
+              <w:snapToGrid w:val="0"/>
               <w:spacing w:after="0" w:line="240" w:lineRule="auto"/>
               <w:jc w:val="center"/>
               <w:rPr>
@@ -1275,9 +1278,6 @@
         </w:tc>
       </w:tr>
       <w:tr>
-        <w:trPr>
-          <w:trHeight w:val="69"/>
-        </w:trPr>
         <w:tc>
           <w:tcPr>
             <w:tcW w:w="2122" w:type="dxa"/>
@@ -1285,6 +1285,7 @@
           </w:tcPr>
           <w:p>
             <w:pPr>
+              <w:snapToGrid w:val="0"/>
               <w:spacing w:after="0" w:line="240" w:lineRule="auto"/>
               <w:rPr>
                 <w:rFonts w:ascii="Times New Roman Regular" w:hAnsi="Times New Roman Regular" w:cs="Times New Roman Regular"/>
@@ -1317,6 +1318,7 @@
           </w:tcPr>
           <w:p>
             <w:pPr>
+              <w:snapToGrid w:val="0"/>
               <w:spacing w:after="0" w:line="240" w:lineRule="auto"/>
               <w:rPr>
                 <w:rFonts w:ascii="Times New Roman Regular" w:hAnsi="Times New Roman Regular" w:cs="Times New Roman Regular"/>
@@ -1355,6 +1357,7 @@
           </w:tcPr>
           <w:p>
             <w:pPr>
+              <w:snapToGrid w:val="0"/>
               <w:spacing w:after="0" w:line="240" w:lineRule="auto"/>
               <w:jc w:val="center"/>
               <w:rPr>
@@ -1371,9 +1374,6 @@
         </w:tc>
       </w:tr>
       <w:tr>
-        <w:trPr>
-          <w:trHeight w:val="69"/>
-        </w:trPr>
         <w:tc>
           <w:tcPr>
             <w:tcW w:w="2122" w:type="dxa"/>
@@ -1381,6 +1381,7 @@
           </w:tcPr>
           <w:p>
             <w:pPr>
+              <w:snapToGrid w:val="0"/>
               <w:spacing w:after="0" w:line="240" w:lineRule="auto"/>
               <w:rPr>
                 <w:rFonts w:ascii="Times New Roman Regular" w:hAnsi="Times New Roman Regular" w:cs="Times New Roman Regular"/>
@@ -1401,6 +1402,7 @@
           </w:tcPr>
           <w:p>
             <w:pPr>
+              <w:snapToGrid w:val="0"/>
               <w:spacing w:after="0" w:line="240" w:lineRule="auto"/>
               <w:rPr>
                 <w:rFonts w:ascii="Times New Roman Regular" w:hAnsi="Times New Roman Regular" w:cs="Times New Roman Regular"/>
@@ -1445,6 +1447,7 @@
           </w:tcPr>
           <w:p>
             <w:pPr>
+              <w:snapToGrid w:val="0"/>
               <w:spacing w:after="0" w:line="240" w:lineRule="auto"/>
               <w:jc w:val="center"/>
               <w:rPr>
@@ -1461,9 +1464,6 @@
         </w:tc>
       </w:tr>
       <w:tr>
-        <w:trPr>
-          <w:trHeight w:val="69"/>
-        </w:trPr>
         <w:tc>
           <w:tcPr>
             <w:tcW w:w="2122" w:type="dxa"/>
@@ -1471,6 +1471,7 @@
           </w:tcPr>
           <w:p>
             <w:pPr>
+              <w:snapToGrid w:val="0"/>
               <w:spacing w:after="0" w:line="240" w:lineRule="auto"/>
               <w:rPr>
                 <w:rFonts w:ascii="Times New Roman Regular" w:hAnsi="Times New Roman Regular" w:cs="Times New Roman Regular"/>
@@ -1485,6 +1486,7 @@
           </w:tcPr>
           <w:p>
             <w:pPr>
+              <w:snapToGrid w:val="0"/>
               <w:spacing w:after="0" w:line="240" w:lineRule="auto"/>
               <w:rPr>
                 <w:rFonts w:ascii="Times New Roman Regular" w:hAnsi="Times New Roman Regular" w:cs="Times New Roman Regular"/>
@@ -1499,6 +1501,7 @@
           </w:tcPr>
           <w:p>
             <w:pPr>
+              <w:snapToGrid w:val="0"/>
               <w:spacing w:after="0" w:line="240" w:lineRule="auto"/>
               <w:jc w:val="center"/>
               <w:rPr>
@@ -1509,9 +1512,6 @@
         </w:tc>
       </w:tr>
       <w:tr>
-        <w:trPr>
-          <w:trHeight w:val="69"/>
-        </w:trPr>
         <w:tc>
           <w:tcPr>
             <w:tcW w:w="10456" w:type="dxa"/>
@@ -1520,6 +1520,7 @@
           </w:tcPr>
           <w:p>
             <w:pPr>
+              <w:snapToGrid w:val="0"/>
               <w:spacing w:after="0" w:line="240" w:lineRule="auto"/>
               <w:rPr>
                 <w:rFonts w:ascii="Times New Roman Regular" w:hAnsi="Times New Roman Regular" w:cs="Times New Roman Regular"/>
@@ -1563,9 +1564,6 @@
         </w:tc>
       </w:tr>
       <w:tr>
-        <w:trPr>
-          <w:trHeight w:val="69"/>
-        </w:trPr>
         <w:tc>
           <w:tcPr>
             <w:tcW w:w="2122" w:type="dxa"/>
@@ -1574,6 +1572,7 @@
           </w:tcPr>
           <w:p>
             <w:pPr>
+              <w:snapToGrid w:val="0"/>
               <w:spacing w:after="0" w:line="240" w:lineRule="auto"/>
               <w:rPr>
                 <w:rFonts w:ascii="Times New Roman Regular" w:hAnsi="Times New Roman Regular" w:cs="Times New Roman Regular"/>
@@ -1599,6 +1598,7 @@
           </w:tcPr>
           <w:p>
             <w:pPr>
+              <w:snapToGrid w:val="0"/>
               <w:spacing w:after="0" w:line="240" w:lineRule="auto"/>
               <w:rPr>
                 <w:rFonts w:ascii="Times New Roman Regular" w:hAnsi="Times New Roman Regular" w:cs="Times New Roman Regular"/>
@@ -1624,6 +1624,7 @@
           </w:tcPr>
           <w:p>
             <w:pPr>
+              <w:snapToGrid w:val="0"/>
               <w:spacing w:after="0" w:line="240" w:lineRule="auto"/>
               <w:rPr>
                 <w:rFonts w:ascii="Times New Roman Regular" w:hAnsi="Times New Roman Regular" w:cs="Times New Roman Regular"/>
@@ -1648,6 +1649,7 @@
           </w:tcPr>
           <w:p>
             <w:pPr>
+              <w:snapToGrid w:val="0"/>
               <w:spacing w:after="0" w:line="240" w:lineRule="auto"/>
               <w:rPr>
                 <w:rFonts w:ascii="Times New Roman Regular" w:hAnsi="Times New Roman Regular" w:cs="Times New Roman Regular"/>
@@ -1667,9 +1669,6 @@
         </w:tc>
       </w:tr>
       <w:tr>
-        <w:trPr>
-          <w:trHeight w:val="69"/>
-        </w:trPr>
         <w:tc>
           <w:tcPr>
             <w:tcW w:w="2122" w:type="dxa"/>
@@ -1677,6 +1676,7 @@
           </w:tcPr>
           <w:p>
             <w:pPr>
+              <w:snapToGrid w:val="0"/>
               <w:spacing w:after="0" w:line="240" w:lineRule="auto"/>
               <w:rPr>
                 <w:rFonts w:ascii="Times New Roman Regular" w:hAnsi="Times New Roman Regular" w:cs="Times New Roman Regular"/>
@@ -1697,6 +1697,7 @@
           </w:tcPr>
           <w:p>
             <w:pPr>
+              <w:snapToGrid w:val="0"/>
               <w:spacing w:after="0" w:line="240" w:lineRule="auto"/>
               <w:rPr>
                 <w:rFonts w:ascii="Times New Roman Regular" w:hAnsi="Times New Roman Regular" w:cs="Times New Roman Regular"/>
@@ -1729,6 +1730,7 @@
           </w:tcPr>
           <w:p>
             <w:pPr>
+              <w:snapToGrid w:val="0"/>
               <w:spacing w:after="0" w:line="240" w:lineRule="auto"/>
               <w:rPr>
                 <w:rFonts w:ascii="Times New Roman Regular" w:hAnsi="Times New Roman Regular" w:cs="Times New Roman Regular"/>
@@ -1772,6 +1774,7 @@
           </w:tcPr>
           <w:p>
             <w:pPr>
+              <w:snapToGrid w:val="0"/>
               <w:spacing w:after="0" w:line="240" w:lineRule="auto"/>
               <w:rPr>
                 <w:rFonts w:ascii="Times New Roman Regular" w:hAnsi="Times New Roman Regular" w:cs="Times New Roman Regular"/>
@@ -1787,9 +1790,6 @@
         </w:tc>
       </w:tr>
       <w:tr>
-        <w:trPr>
-          <w:trHeight w:val="69"/>
-        </w:trPr>
         <w:tc>
           <w:tcPr>
             <w:tcW w:w="2122" w:type="dxa"/>
@@ -1797,6 +1797,7 @@
           </w:tcPr>
           <w:p>
             <w:pPr>
+              <w:snapToGrid w:val="0"/>
               <w:spacing w:after="0" w:line="240" w:lineRule="auto"/>
               <w:rPr>
                 <w:rFonts w:ascii="Times New Roman Regular" w:hAnsi="Times New Roman Regular" w:cs="Times New Roman Regular"/>
@@ -1817,6 +1818,7 @@
           </w:tcPr>
           <w:p>
             <w:pPr>
+              <w:snapToGrid w:val="0"/>
               <w:spacing w:after="0" w:line="240" w:lineRule="auto"/>
               <w:rPr>
                 <w:rFonts w:ascii="Times New Roman Regular" w:hAnsi="Times New Roman Regular" w:cs="Times New Roman Regular"/>
@@ -1849,6 +1851,7 @@
           </w:tcPr>
           <w:p>
             <w:pPr>
+              <w:snapToGrid w:val="0"/>
               <w:spacing w:after="0" w:line="240" w:lineRule="auto"/>
               <w:rPr>
                 <w:rFonts w:ascii="Times New Roman Regular" w:hAnsi="Times New Roman Regular" w:cs="Times New Roman Regular"/>
@@ -1880,6 +1883,7 @@
           </w:tcPr>
           <w:p>
             <w:pPr>
+              <w:snapToGrid w:val="0"/>
               <w:spacing w:after="0" w:line="240" w:lineRule="auto"/>
               <w:rPr>
                 <w:rFonts w:ascii="Times New Roman Regular" w:hAnsi="Times New Roman Regular" w:cs="Times New Roman Regular"/>
@@ -1895,9 +1899,6 @@
         </w:tc>
       </w:tr>
       <w:tr>
-        <w:trPr>
-          <w:trHeight w:val="69"/>
-        </w:trPr>
         <w:tc>
           <w:tcPr>
             <w:tcW w:w="2122" w:type="dxa"/>
@@ -1905,6 +1906,7 @@
           </w:tcPr>
           <w:p>
             <w:pPr>
+              <w:snapToGrid w:val="0"/>
               <w:spacing w:after="0" w:line="240" w:lineRule="auto"/>
               <w:rPr>
                 <w:rFonts w:ascii="Times New Roman Regular" w:hAnsi="Times New Roman Regular" w:cs="Times New Roman Regular"/>
@@ -1925,6 +1927,7 @@
           </w:tcPr>
           <w:p>
             <w:pPr>
+              <w:snapToGrid w:val="0"/>
               <w:spacing w:after="0" w:line="240" w:lineRule="auto"/>
               <w:rPr>
                 <w:rFonts w:ascii="Times New Roman Regular" w:hAnsi="Times New Roman Regular" w:cs="Times New Roman Regular"/>
@@ -1957,6 +1960,7 @@
           </w:tcPr>
           <w:p>
             <w:pPr>
+              <w:snapToGrid w:val="0"/>
               <w:spacing w:after="0" w:line="240" w:lineRule="auto"/>
               <w:rPr>
                 <w:rFonts w:ascii="Times New Roman Regular" w:hAnsi="Times New Roman Regular" w:cs="Times New Roman Regular"/>
@@ -2006,6 +2010,7 @@
           </w:tcPr>
           <w:p>
             <w:pPr>
+              <w:snapToGrid w:val="0"/>
               <w:spacing w:after="0" w:line="240" w:lineRule="auto"/>
               <w:rPr>
                 <w:rFonts w:ascii="Times New Roman Regular" w:hAnsi="Times New Roman Regular" w:cs="Times New Roman Regular"/>
@@ -2021,9 +2026,6 @@
         </w:tc>
       </w:tr>
       <w:tr>
-        <w:trPr>
-          <w:trHeight w:val="69"/>
-        </w:trPr>
         <w:tc>
           <w:tcPr>
             <w:tcW w:w="2122" w:type="dxa"/>
@@ -2031,6 +2033,7 @@
           </w:tcPr>
           <w:p>
             <w:pPr>
+              <w:snapToGrid w:val="0"/>
               <w:spacing w:after="0" w:line="240" w:lineRule="auto"/>
               <w:rPr>
                 <w:rFonts w:ascii="Times New Roman Regular" w:hAnsi="Times New Roman Regular" w:cs="Times New Roman Regular"/>
@@ -2051,6 +2054,7 @@
           </w:tcPr>
           <w:p>
             <w:pPr>
+              <w:snapToGrid w:val="0"/>
               <w:spacing w:after="0" w:line="240" w:lineRule="auto"/>
               <w:rPr>
                 <w:rFonts w:ascii="Times New Roman Regular" w:hAnsi="Times New Roman Regular" w:cs="Times New Roman Regular"/>
@@ -2083,6 +2087,7 @@
           </w:tcPr>
           <w:p>
             <w:pPr>
+              <w:snapToGrid w:val="0"/>
               <w:spacing w:after="0" w:line="240" w:lineRule="auto"/>
               <w:rPr>
                 <w:rFonts w:ascii="Times New Roman Regular" w:hAnsi="Times New Roman Regular" w:cs="Times New Roman Regular"/>
@@ -2126,6 +2131,7 @@
           </w:tcPr>
           <w:p>
             <w:pPr>
+              <w:snapToGrid w:val="0"/>
               <w:spacing w:after="0" w:line="240" w:lineRule="auto"/>
               <w:rPr>
                 <w:rFonts w:ascii="Times New Roman Regular" w:hAnsi="Times New Roman Regular" w:cs="Times New Roman Regular"/>
@@ -2141,9 +2147,6 @@
         </w:tc>
       </w:tr>
       <w:tr>
-        <w:trPr>
-          <w:trHeight w:val="69"/>
-        </w:trPr>
         <w:tc>
           <w:tcPr>
             <w:tcW w:w="2122" w:type="dxa"/>
@@ -2151,6 +2154,7 @@
           </w:tcPr>
           <w:p>
             <w:pPr>
+              <w:snapToGrid w:val="0"/>
               <w:spacing w:after="0" w:line="240" w:lineRule="auto"/>
               <w:rPr>
                 <w:rFonts w:ascii="Times New Roman Regular" w:hAnsi="Times New Roman Regular" w:cs="Times New Roman Regular"/>
@@ -2171,6 +2175,7 @@
           </w:tcPr>
           <w:p>
             <w:pPr>
+              <w:snapToGrid w:val="0"/>
               <w:spacing w:after="0" w:line="240" w:lineRule="auto"/>
               <w:rPr>
                 <w:rFonts w:ascii="Times New Roman Regular" w:hAnsi="Times New Roman Regular" w:cs="Times New Roman Regular"/>
@@ -2191,6 +2196,7 @@
           </w:tcPr>
           <w:p>
             <w:pPr>
+              <w:snapToGrid w:val="0"/>
               <w:spacing w:after="0" w:line="240" w:lineRule="auto"/>
               <w:rPr>
                 <w:rFonts w:ascii="Times New Roman Regular" w:hAnsi="Times New Roman Regular" w:cs="Times New Roman Regular"/>
@@ -2210,6 +2216,7 @@
           </w:tcPr>
           <w:p>
             <w:pPr>
+              <w:snapToGrid w:val="0"/>
               <w:spacing w:after="0" w:line="240" w:lineRule="auto"/>
               <w:rPr>
                 <w:rFonts w:ascii="Times New Roman Regular" w:hAnsi="Times New Roman Regular" w:cs="Times New Roman Regular"/>
@@ -2225,9 +2232,6 @@
         </w:tc>
       </w:tr>
       <w:tr>
-        <w:trPr>
-          <w:trHeight w:val="69"/>
-        </w:trPr>
         <w:tc>
           <w:tcPr>
             <w:tcW w:w="2122" w:type="dxa"/>
@@ -2235,6 +2239,7 @@
           </w:tcPr>
           <w:p>
             <w:pPr>
+              <w:snapToGrid w:val="0"/>
               <w:spacing w:after="0" w:line="240" w:lineRule="auto"/>
               <w:rPr>
                 <w:rFonts w:ascii="Times New Roman Regular" w:hAnsi="Times New Roman Regular" w:cs="Times New Roman Regular"/>
@@ -2267,6 +2272,7 @@
           </w:tcPr>
           <w:p>
             <w:pPr>
+              <w:snapToGrid w:val="0"/>
               <w:spacing w:after="0" w:line="240" w:lineRule="auto"/>
               <w:rPr>
                 <w:rFonts w:ascii="Times New Roman Regular" w:hAnsi="Times New Roman Regular" w:cs="Times New Roman Regular"/>
@@ -2287,6 +2293,7 @@
           </w:tcPr>
           <w:p>
             <w:pPr>
+              <w:snapToGrid w:val="0"/>
               <w:spacing w:after="0" w:line="240" w:lineRule="auto"/>
               <w:rPr>
                 <w:rFonts w:ascii="Times New Roman Regular" w:hAnsi="Times New Roman Regular" w:cs="Times New Roman Regular"/>
@@ -2324,6 +2331,7 @@
           </w:tcPr>
           <w:p>
             <w:pPr>
+              <w:snapToGrid w:val="0"/>
               <w:spacing w:after="0" w:line="240" w:lineRule="auto"/>
               <w:rPr>
                 <w:rFonts w:ascii="Times New Roman Regular" w:hAnsi="Times New Roman Regular" w:cs="Times New Roman Regular"/>
@@ -2339,9 +2347,6 @@
         </w:tc>
       </w:tr>
       <w:tr>
-        <w:trPr>
-          <w:trHeight w:val="69"/>
-        </w:trPr>
         <w:tc>
           <w:tcPr>
             <w:tcW w:w="2122" w:type="dxa"/>
@@ -2349,6 +2354,7 @@
           </w:tcPr>
           <w:p>
             <w:pPr>
+              <w:snapToGrid w:val="0"/>
               <w:spacing w:after="0" w:line="240" w:lineRule="auto"/>
               <w:rPr>
                 <w:rFonts w:ascii="Times New Roman Regular" w:hAnsi="Times New Roman Regular" w:cs="Times New Roman Regular"/>
@@ -2363,6 +2369,7 @@
           </w:tcPr>
           <w:p>
             <w:pPr>
+              <w:snapToGrid w:val="0"/>
               <w:spacing w:after="0" w:line="240" w:lineRule="auto"/>
               <w:rPr>
                 <w:rFonts w:ascii="Times New Roman Regular" w:hAnsi="Times New Roman Regular" w:cs="Times New Roman Regular"/>
@@ -2377,6 +2384,7 @@
           </w:tcPr>
           <w:p>
             <w:pPr>
+              <w:snapToGrid w:val="0"/>
               <w:spacing w:after="0" w:line="240" w:lineRule="auto"/>
               <w:rPr>
                 <w:rFonts w:ascii="Times New Roman Regular" w:hAnsi="Times New Roman Regular" w:cs="Times New Roman Regular"/>
@@ -2390,6 +2398,7 @@
           </w:tcPr>
           <w:p>
             <w:pPr>
+              <w:snapToGrid w:val="0"/>
               <w:spacing w:after="0" w:line="240" w:lineRule="auto"/>
               <w:rPr>
                 <w:rFonts w:ascii="Times New Roman Regular" w:hAnsi="Times New Roman Regular" w:cs="Times New Roman Regular"/>
@@ -2399,9 +2408,6 @@
         </w:tc>
       </w:tr>
       <w:tr>
-        <w:trPr>
-          <w:trHeight w:val="69"/>
-        </w:trPr>
         <w:tc>
           <w:tcPr>
             <w:tcW w:w="10456" w:type="dxa"/>
@@ -2410,6 +2416,7 @@
           </w:tcPr>
           <w:p>
             <w:pPr>
+              <w:snapToGrid w:val="0"/>
               <w:spacing w:after="0" w:line="240" w:lineRule="auto"/>
               <w:rPr>
                 <w:rFonts w:ascii="Times New Roman Regular" w:hAnsi="Times New Roman Regular" w:cs="Times New Roman Regular"/>
@@ -2525,15 +2532,13 @@
         </w:tc>
       </w:tr>
       <w:tr>
-        <w:trPr>
-          <w:trHeight w:val="69"/>
-        </w:trPr>
         <w:tc>
           <w:tcPr>
             <w:tcW w:w="562" w:type="dxa"/>
           </w:tcPr>
           <w:p>
             <w:pPr>
+              <w:snapToGrid w:val="0"/>
               <w:spacing w:after="0" w:line="240" w:lineRule="auto"/>
               <w:jc w:val="center"/>
               <w:rPr>
@@ -2555,6 +2560,7 @@
           </w:tcPr>
           <w:p>
             <w:pPr>
+              <w:snapToGrid w:val="0"/>
               <w:spacing w:after="0" w:line="240" w:lineRule="auto"/>
               <w:rPr>
                 <w:rFonts w:ascii="Times New Roman Regular" w:hAnsi="Times New Roman Regular" w:cs="Times New Roman Regular"/>
@@ -2697,15 +2703,13 @@
         </w:tc>
       </w:tr>
       <w:tr>
-        <w:trPr>
-          <w:trHeight w:val="69"/>
-        </w:trPr>
         <w:tc>
           <w:tcPr>
             <w:tcW w:w="562" w:type="dxa"/>
           </w:tcPr>
           <w:p>
             <w:pPr>
+              <w:snapToGrid w:val="0"/>
               <w:spacing w:after="0" w:line="240" w:lineRule="auto"/>
               <w:jc w:val="center"/>
               <w:rPr>
@@ -2727,6 +2731,7 @@
           </w:tcPr>
           <w:p>
             <w:pPr>
+              <w:snapToGrid w:val="0"/>
               <w:spacing w:after="0" w:line="240" w:lineRule="auto"/>
               <w:rPr>
                 <w:rFonts w:ascii="Times New Roman Regular" w:hAnsi="Times New Roman Regular" w:cs="Times New Roman Regular"/>
@@ -2839,15 +2844,13 @@
         </w:tc>
       </w:tr>
       <w:tr>
-        <w:trPr>
-          <w:trHeight w:val="69"/>
-        </w:trPr>
         <w:tc>
           <w:tcPr>
             <w:tcW w:w="562" w:type="dxa"/>
           </w:tcPr>
           <w:p>
             <w:pPr>
+              <w:snapToGrid w:val="0"/>
               <w:spacing w:after="0" w:line="240" w:lineRule="auto"/>
               <w:jc w:val="center"/>
               <w:rPr>
@@ -2869,6 +2872,7 @@
           </w:tcPr>
           <w:p>
             <w:pPr>
+              <w:snapToGrid w:val="0"/>
               <w:spacing w:after="0" w:line="240" w:lineRule="auto"/>
               <w:rPr>
                 <w:rFonts w:ascii="Times New Roman Regular" w:hAnsi="Times New Roman Regular" w:cs="Times New Roman Regular"/>
@@ -2902,15 +2906,13 @@
         </w:tc>
       </w:tr>
       <w:tr>
-        <w:trPr>
-          <w:trHeight w:val="69"/>
-        </w:trPr>
         <w:tc>
           <w:tcPr>
             <w:tcW w:w="562" w:type="dxa"/>
           </w:tcPr>
           <w:p>
             <w:pPr>
+              <w:snapToGrid w:val="0"/>
               <w:spacing w:after="0" w:line="240" w:lineRule="auto"/>
               <w:jc w:val="center"/>
               <w:rPr>
@@ -2932,6 +2934,7 @@
           </w:tcPr>
           <w:p>
             <w:pPr>
+              <w:snapToGrid w:val="0"/>
               <w:spacing w:after="0" w:line="240" w:lineRule="auto"/>
               <w:rPr>
                 <w:rFonts w:ascii="Times New Roman Regular" w:hAnsi="Times New Roman Regular" w:cs="Times New Roman Regular"/>
@@ -3043,15 +3046,13 @@
         </w:tc>
       </w:tr>
       <w:tr>
-        <w:trPr>
-          <w:trHeight w:val="69"/>
-        </w:trPr>
         <w:tc>
           <w:tcPr>
             <w:tcW w:w="562" w:type="dxa"/>
           </w:tcPr>
           <w:p>
             <w:pPr>
+              <w:snapToGrid w:val="0"/>
               <w:spacing w:after="0" w:line="240" w:lineRule="auto"/>
               <w:jc w:val="center"/>
               <w:rPr>
@@ -3073,6 +3074,7 @@
           </w:tcPr>
           <w:p>
             <w:pPr>
+              <w:snapToGrid w:val="0"/>
               <w:spacing w:after="0" w:line="240" w:lineRule="auto"/>
               <w:rPr>
                 <w:rFonts w:ascii="Times New Roman Regular" w:hAnsi="Times New Roman Regular" w:cs="Times New Roman Regular"/>
@@ -3154,15 +3156,13 @@
         </w:tc>
       </w:tr>
       <w:tr>
-        <w:trPr>
-          <w:trHeight w:val="69"/>
-        </w:trPr>
         <w:tc>
           <w:tcPr>
             <w:tcW w:w="562" w:type="dxa"/>
           </w:tcPr>
           <w:p>
             <w:pPr>
+              <w:snapToGrid w:val="0"/>
               <w:spacing w:after="0" w:line="240" w:lineRule="auto"/>
               <w:jc w:val="center"/>
               <w:rPr>
@@ -3184,6 +3184,7 @@
           </w:tcPr>
           <w:p>
             <w:pPr>
+              <w:snapToGrid w:val="0"/>
               <w:spacing w:after="0" w:line="240" w:lineRule="auto"/>
               <w:rPr>
                 <w:rFonts w:ascii="Times New Roman Regular" w:hAnsi="Times New Roman Regular" w:cs="Times New Roman Regular"/>
@@ -3290,15 +3291,13 @@
         </w:tc>
       </w:tr>
       <w:tr>
-        <w:trPr>
-          <w:trHeight w:val="69"/>
-        </w:trPr>
         <w:tc>
           <w:tcPr>
             <w:tcW w:w="562" w:type="dxa"/>
           </w:tcPr>
           <w:p>
             <w:pPr>
+              <w:snapToGrid w:val="0"/>
               <w:spacing w:after="0" w:line="240" w:lineRule="auto"/>
               <w:jc w:val="center"/>
               <w:rPr>
@@ -3320,6 +3319,7 @@
           </w:tcPr>
           <w:p>
             <w:pPr>
+              <w:snapToGrid w:val="0"/>
               <w:spacing w:after="0" w:line="240" w:lineRule="auto"/>
               <w:rPr>
                 <w:rFonts w:ascii="Times New Roman Regular" w:hAnsi="Times New Roman Regular" w:cs="Times New Roman Regular"/>
@@ -3401,15 +3401,13 @@
         </w:tc>
       </w:tr>
       <w:tr>
-        <w:trPr>
-          <w:trHeight w:val="69"/>
-        </w:trPr>
         <w:tc>
           <w:tcPr>
             <w:tcW w:w="562" w:type="dxa"/>
           </w:tcPr>
           <w:p>
             <w:pPr>
+              <w:snapToGrid w:val="0"/>
               <w:spacing w:after="0" w:line="240" w:lineRule="auto"/>
               <w:jc w:val="center"/>
               <w:rPr>
@@ -3431,6 +3429,7 @@
           </w:tcPr>
           <w:p>
             <w:pPr>
+              <w:snapToGrid w:val="0"/>
               <w:spacing w:after="0" w:line="240" w:lineRule="auto"/>
               <w:rPr>
                 <w:rFonts w:ascii="Times New Roman Regular" w:hAnsi="Times New Roman Regular" w:cs="Times New Roman Regular"/>
@@ -3512,15 +3511,13 @@
         </w:tc>
       </w:tr>
       <w:tr>
-        <w:trPr>
-          <w:trHeight w:val="69"/>
-        </w:trPr>
         <w:tc>
           <w:tcPr>
             <w:tcW w:w="562" w:type="dxa"/>
           </w:tcPr>
           <w:p>
             <w:pPr>
+              <w:snapToGrid w:val="0"/>
               <w:spacing w:after="0" w:line="240" w:lineRule="auto"/>
               <w:jc w:val="center"/>
               <w:rPr>
@@ -3536,6 +3533,7 @@
           </w:tcPr>
           <w:p>
             <w:pPr>
+              <w:snapToGrid w:val="0"/>
               <w:spacing w:after="0" w:line="240" w:lineRule="auto"/>
               <w:rPr>
                 <w:rFonts w:ascii="Times New Roman Regular" w:hAnsi="Times New Roman Regular" w:cs="Times New Roman Regular"/>
@@ -3547,6 +3545,8 @@
     </w:tbl>
     <w:p>
       <w:pPr>
+        <w:snapToGrid w:val="0"/>
+        <w:spacing w:after="0" w:line="240" w:lineRule="auto"/>
         <w:rPr>
           <w:rFonts w:ascii="Times New Roman Regular" w:eastAsia="楷体" w:hAnsi="Times New Roman Regular" w:cs="Times New Roman Regular"/>
           <w:color w:val="215E99" w:themeColor="text2" w:themeTint="BF"/>
@@ -3669,6 +3669,8 @@
     </w:p>
     <w:p>
       <w:pPr>
+        <w:snapToGrid w:val="0"/>
+        <w:spacing w:after="0" w:line="240" w:lineRule="auto"/>
         <w:rPr>
           <w:rFonts w:ascii="Times New Roman Regular" w:eastAsia="楷体" w:hAnsi="Times New Roman Regular" w:cs="Times New Roman Regular"/>
           <w:b/>
@@ -3683,7 +3685,6 @@
           <w:bCs/>
           <w:color w:val="215E99" w:themeColor="text2" w:themeTint="BF"/>
         </w:rPr>
-        <w:lastRenderedPageBreak/>
         <w:t>用途：</w:t>
       </w:r>
       <w:r>
@@ -3768,6 +3769,8 @@
     </w:p>
     <w:p>
       <w:pPr>
+        <w:snapToGrid w:val="0"/>
+        <w:spacing w:after="0" w:line="240" w:lineRule="auto"/>
         <w:rPr>
           <w:rFonts w:ascii="Times New Roman Regular" w:eastAsia="楷体" w:hAnsi="Times New Roman Regular" w:cs="Times New Roman Regular"/>
           <w:color w:val="215E99" w:themeColor="text2" w:themeTint="BF"/>
@@ -3806,6 +3809,8 @@
     </w:p>
     <w:p>
       <w:pPr>
+        <w:snapToGrid w:val="0"/>
+        <w:spacing w:after="0" w:line="240" w:lineRule="auto"/>
         <w:rPr>
           <w:rFonts w:ascii="Times New Roman Regular" w:eastAsia="楷体" w:hAnsi="Times New Roman Regular" w:cs="Times New Roman Regular"/>
           <w:color w:val="215E99" w:themeColor="text2" w:themeTint="BF"/>
@@ -3926,6 +3931,8 @@
     </w:p>
     <w:p>
       <w:pPr>
+        <w:snapToGrid w:val="0"/>
+        <w:spacing w:after="0" w:line="240" w:lineRule="auto"/>
         <w:rPr>
           <w:rFonts w:ascii="Times New Roman Regular" w:eastAsia="楷体" w:hAnsi="Times New Roman Regular" w:cs="Times New Roman Regular"/>
           <w:color w:val="215E99" w:themeColor="text2" w:themeTint="BF"/>
